--- a/rapports/16_02_2026/Amina_DEME/coh_EQ2_sup_011301430066.docx
+++ b/rapports/16_02_2026/Amina_DEME/coh_EQ2_sup_011301430066.docx
@@ -25,7 +25,7 @@
         <w:br/>
         <w:t>Grappe: 011301430066</w:t>
         <w:br/>
-        <w:t>Date: 16/02/2026 a 12:40</w:t>
+        <w:t>Date: 16/02/2026 a 12:58</w:t>
       </w:r>
     </w:p>
     <w:p/>
@@ -1471,7 +1471,7 @@
         <w:br/>
         <w:t xml:space="preserve">- </w:t>
         <w:br/>
-        <w:t>- La section n'est pas renseignée pour sidy diagne, prière de la renseigner.</w:t>
+        <w:t>- La section n'est pas renseignée pour serigne issa diagne, prière de la renseigner.</w:t>
       </w:r>
     </w:p>
     <w:p>

--- a/rapports/16_02_2026/Amina_DEME/coh_EQ2_sup_011301430066.docx
+++ b/rapports/16_02_2026/Amina_DEME/coh_EQ2_sup_011301430066.docx
@@ -25,7 +25,7 @@
         <w:br/>
         <w:t>Grappe: 011301430066</w:t>
         <w:br/>
-        <w:t>Date: 16/02/2026 a 12:58</w:t>
+        <w:t>Date: 16/02/2026 a 13:05</w:t>
       </w:r>
     </w:p>
     <w:p/>
@@ -97,7 +97,7 @@
           </w:tcPr>
           <w:p>
             <w:r>
-              <w:t>11</w:t>
+              <w:t>12</w:t>
             </w:r>
           </w:p>
         </w:tc>
@@ -219,7 +219,7 @@
           </w:tcPr>
           <w:p>
             <w:r>
-              <w:t>11</w:t>
+              <w:t>12</w:t>
             </w:r>
           </w:p>
         </w:tc>
@@ -251,7 +251,7 @@
           </w:tcPr>
           <w:p>
             <w:r>
-              <w:t>11</w:t>
+              <w:t>12</w:t>
             </w:r>
           </w:p>
         </w:tc>
@@ -283,7 +283,7 @@
           </w:tcPr>
           <w:p>
             <w:r>
-              <w:t>11</w:t>
+              <w:t>12</w:t>
             </w:r>
           </w:p>
         </w:tc>
@@ -391,7 +391,7 @@
           </w:tcPr>
           <w:p>
             <w:r>
-              <w:t>Section9b</w:t>
+              <w:t>Section4a</w:t>
             </w:r>
           </w:p>
         </w:tc>
@@ -401,39 +401,7 @@
           </w:tcPr>
           <w:p>
             <w:r>
-              <w:t>Depenses non-alimentaires - 7 jours</w:t>
-            </w:r>
-          </w:p>
-        </w:tc>
-        <w:tc>
-          <w:tcPr>
-            <w:tcW w:type="dxa" w:w="3324"/>
-          </w:tcPr>
-          <w:p>
-            <w:r>
-              <w:t>6</w:t>
-            </w:r>
-          </w:p>
-        </w:tc>
-      </w:tr>
-      <w:tr>
-        <w:tc>
-          <w:tcPr>
-            <w:tcW w:type="dxa" w:w="3324"/>
-          </w:tcPr>
-          <w:p>
-            <w:r>
-              <w:t>Section3</w:t>
-            </w:r>
-          </w:p>
-        </w:tc>
-        <w:tc>
-          <w:tcPr>
-            <w:tcW w:type="dxa" w:w="3324"/>
-          </w:tcPr>
-          <w:p>
-            <w:r>
-              <w:t>Sante</w:t>
+              <w:t>Emploi</w:t>
             </w:r>
           </w:p>
         </w:tc>
@@ -455,7 +423,7 @@
           </w:tcPr>
           <w:p>
             <w:r>
-              <w:t>Section4a</w:t>
+              <w:t>Section9c</w:t>
             </w:r>
           </w:p>
         </w:tc>
@@ -465,7 +433,7 @@
           </w:tcPr>
           <w:p>
             <w:r>
-              <w:t>Emploi</w:t>
+              <w:t>Depenses non-alimentaires - 30 jours</w:t>
             </w:r>
           </w:p>
         </w:tc>
@@ -508,6 +476,38 @@
           <w:p>
             <w:r>
               <w:t>5</w:t>
+            </w:r>
+          </w:p>
+        </w:tc>
+      </w:tr>
+      <w:tr>
+        <w:tc>
+          <w:tcPr>
+            <w:tcW w:type="dxa" w:w="3324"/>
+          </w:tcPr>
+          <w:p>
+            <w:r>
+              <w:t>Section1</w:t>
+            </w:r>
+          </w:p>
+        </w:tc>
+        <w:tc>
+          <w:tcPr>
+            <w:tcW w:type="dxa" w:w="3324"/>
+          </w:tcPr>
+          <w:p>
+            <w:r>
+              <w:t>Caracteristiques des membres</w:t>
+            </w:r>
+          </w:p>
+        </w:tc>
+        <w:tc>
+          <w:tcPr>
+            <w:tcW w:type="dxa" w:w="3324"/>
+          </w:tcPr>
+          <w:p>
+            <w:r>
+              <w:t>4</w:t>
             </w:r>
           </w:p>
         </w:tc>
@@ -1419,7 +1419,7 @@
         </w:rPr>
         <w:t xml:space="preserve">- Avertissement! Veuillez renseigner par oui ou non toutes les modalités de la question s01q47. </w:t>
         <w:br/>
-        <w:t>- Le montant dépensé ou reçu en cadeau pour les cartes prépayées, les transferts de crédit et les abonnements de  houlimata niang semble élevé ou faible , prière de corriger ou de confirmer l'information avec le QG. Le montant dépensé ou reçu en cadeau pour les recharges internet ou de forfaits de données mobiles(hors appels vocaux), aucours des 30 derniers jours de houlimata niang semble élevé ou faible, prière de corriger ou de confirmer l'information avec le QG.</w:t>
+        <w:t>-  Avertissement! Veuillez renseigner par oui ou non toutes les modalités de la question s01q47.</w:t>
       </w:r>
     </w:p>
     <w:p>
@@ -1446,32 +1446,11 @@
         <w:br/>
         <w:t xml:space="preserve">- Peu probable! Maimouna Diallo  n'arrive pas  à comprendre un petit texte lu dans une langue locale (s02q03). Veuillez corriger ou donner des explications au QG. Peu probable! Maimouna Diallo  ne sait ni lire, ni écrire, ni comprendre dans aucune des langues  (s02q01,s02q02,s02q03). Veuillez corriger ou donner des explications au QG. </w:t>
         <w:br/>
-        <w:t>- Peu probable! absa seye  n'arrive pas  à comprendre un petit texte lu dans une langue locale (s02q03). Veuillez corriger ou donner des explications au QG.</w:t>
-      </w:r>
-    </w:p>
-    <w:p>
-      <w:r>
-        <w:rPr>
-          <w:b/>
-          <w:color w:val="4672C4"/>
-          <w:sz w:val="22"/>
-        </w:rPr>
-        <w:t>&gt;&gt; Section3 - Sante</w:t>
-      </w:r>
-    </w:p>
-    <w:p>
-      <w:pPr>
-        <w:ind w:left="283"/>
-      </w:pPr>
-      <w:r>
-        <w:rPr>
-          <w:sz w:val="20"/>
-        </w:rPr>
-        <w:t xml:space="preserve">- || </w:t>
+        <w:t xml:space="preserve">- Peu probable! Oulimata niang  n'arrive pas  à comprendre un petit texte lu dans une langue locale (s02q03). Veuillez corriger ou donner des explications au QG. Le domaine que Oulimata niang bénéficié de cette formation est sante et semble exister dans les modalités, prière de prendre attache avec le QG pour plus d'explication afin de la classer bien. </w:t>
         <w:br/>
-        <w:t xml:space="preserve">- </w:t>
+        <w:t xml:space="preserve">- Peu probable! absa seye  n'arrive pas  à comprendre un petit texte lu dans une langue locale (s02q03). Veuillez corriger ou donner des explications au QG. </w:t>
         <w:br/>
-        <w:t>- La section n'est pas renseignée pour serigne issa diagne, prière de la renseigner.</w:t>
+        <w:t>- Peu probable! sidy diagne  n'arrive pas  à comprendre un petit texte lu dans une langue locale (s02q03). Veuillez corriger ou donner des explications au QG. Le domaine que sidy diagne bénéficié de cette formation est agent de protection rapproche et semble exister dans les modalités, prière de prendre attache avec le QG pour plus d'explication afin de la classer bien.</w:t>
       </w:r>
     </w:p>
     <w:p>
@@ -1523,52 +1502,6 @@
           <w:color w:val="4672C4"/>
           <w:sz w:val="22"/>
         </w:rPr>
-        <w:t>&gt;&gt; Section6 - Epargne et credit</w:t>
-      </w:r>
-    </w:p>
-    <w:p>
-      <w:pPr>
-        <w:ind w:left="283"/>
-      </w:pPr>
-      <w:r>
-        <w:rPr>
-          <w:sz w:val="20"/>
-        </w:rPr>
-        <w:t xml:space="preserve">- Il est impératif de renseigner la question : #Est-ce que houlimata niang possède un compte dans les établissements financiers suivants ou une carte prépayée ?# même si la personne ne dispose pas de compte, veuillez les renseigner s'il vous plaît. </w:t>
-        <w:br/>
-        <w:t>- Il est impératif de renseigner la question : #Est-ce que sidy diagne possède un compte dans les établissements financiers suivants ou une carte prépayée ?# même si la personne ne dispose pas de compte, veuillez les renseigner s'il vous plaît.</w:t>
-      </w:r>
-    </w:p>
-    <w:p>
-      <w:r>
-        <w:rPr>
-          <w:b/>
-          <w:color w:val="4672C4"/>
-          <w:sz w:val="22"/>
-        </w:rPr>
-        <w:t>&gt;&gt; Section7a2 - Repas pris a l'exterieur du menage</w:t>
-      </w:r>
-    </w:p>
-    <w:p>
-      <w:pPr>
-        <w:ind w:left="283"/>
-      </w:pPr>
-      <w:r>
-        <w:rPr>
-          <w:sz w:val="20"/>
-        </w:rPr>
-        <w:t xml:space="preserve">- La section sur le repas pris à l'extérieur du ménage du membre houlimata niang n'est pas renseignée à 100 %. Prière de vérifier l'ensemble des questions relatives à ce membre et de les renseigner en totalité. </w:t>
-        <w:br/>
-        <w:t>- La section sur le repas pris à l'extérieur du ménage du membre sidy diagne n'est pas renseignée à 100 %. Prière de vérifier l'ensemble des questions relatives à ce membre et de les renseigner en totalité.</w:t>
-      </w:r>
-    </w:p>
-    <w:p>
-      <w:r>
-        <w:rPr>
-          <w:b/>
-          <w:color w:val="4672C4"/>
-          <w:sz w:val="22"/>
-        </w:rPr>
         <w:t>&gt;&gt; Section7b - Consommation alimentaire - 7 jours</w:t>
       </w:r>
     </w:p>
@@ -1580,28 +1513,7 @@
         <w:rPr>
           <w:sz w:val="20"/>
         </w:rPr>
-        <w:t>- Attention ! Soupçons de quantité anormale! Le ménage de ABSA SEYE avec une taille de 7 personnes a consommé 5 Pièce en Moyen de Aubergine   qui est relativement élevé comme consommation par rapport à la condition de vie des autres ménages de même taille dans cette zone. Prière de corriger ou de confirmer avec le QG. Difficile de consommer le Sel en Sachets industriel Petit prière de verifier. Incohérence!! Dans ce ménage, chaque individus consomme par jour 10.68102 Kg  de cereale; Prière de revoir les quantités prises de ces produits.</w:t>
-      </w:r>
-    </w:p>
-    <w:p>
-      <w:r>
-        <w:rPr>
-          <w:b/>
-          <w:color w:val="4672C4"/>
-          <w:sz w:val="22"/>
-        </w:rPr>
-        <w:t>&gt;&gt; Section9b - Depenses non-alimentaires - 7 jours</w:t>
-      </w:r>
-    </w:p>
-    <w:p>
-      <w:pPr>
-        <w:ind w:left="283"/>
-      </w:pPr>
-      <w:r>
-        <w:rPr>
-          <w:sz w:val="20"/>
-        </w:rPr>
-        <w:t>- Il est difficile d'avoir un ménage qui n'a effectué aucune des dépenses mentionnées au cours de 7 derniers jours, prière de revoir la section 9B pour ce ménage.</w:t>
+        <w:t>- Attention ! Le prix unitaire d'achat (100 Fcfa) de Concentré de tomate en Sachets industriel (Moyen) est relativement faible par rapport aux autres prix observés dans cette zone. Prière de corriger ou de confirmer avec le QG. Attention ! Le prix unitaire d'achat (1000 Fcfa) de Lait caillé en Sachets (Moyen) est relativement élevé par rapport aux autres prix observés dans cette zone. Prière de corriger ou de confirmer avec le QG. Attention ! Soupçons de quantité anormale! Le ménage de ABSA SEYE avec une taille de 7 personnes a consommé 6 Morceau (Portion) en Petit de Choux qui est relativement élevé comme consommation par rapport à la condition de vie des autres ménages de même taille dans cette zone. Prière de corriger ou de confirmer avec le QG. Difficile de consommer le Sel en Sachets industriel Petit prière de verifier. Incohérence!! Dans ce ménage, chaque individus consomme par jour 21.72184 Kg  de cereale; Prière de revoir les quantités prises de ces produits.</w:t>
       </w:r>
     </w:p>
     <w:p>
@@ -2119,27 +2031,6 @@
           <w:color w:val="4672C4"/>
           <w:sz w:val="22"/>
         </w:rPr>
-        <w:t>&gt;&gt; Section4b - Emploi - Activite principale</w:t>
-      </w:r>
-    </w:p>
-    <w:p>
-      <w:pPr>
-        <w:ind w:left="283"/>
-      </w:pPr>
-      <w:r>
-        <w:rPr>
-          <w:sz w:val="20"/>
-        </w:rPr>
-        <w:t>- Avertissement!!! Bassirou diouf est un Techniciens en construction mécanique qui travaille dans Entreprise Privée et a declaré comme catégorie socioprofessionnelle Travailleur pour compte propre , prière de vérifier cette information de catégorie socioprofessionnelle auprès de l'enquêté (e) ou confirmer avec le QG.</w:t>
-      </w:r>
-    </w:p>
-    <w:p>
-      <w:r>
-        <w:rPr>
-          <w:b/>
-          <w:color w:val="4672C4"/>
-          <w:sz w:val="22"/>
-        </w:rPr>
         <w:t>&gt;&gt; Section7b - Consommation alimentaire - 7 jours</w:t>
       </w:r>
     </w:p>
@@ -2151,28 +2042,7 @@
         <w:rPr>
           <w:sz w:val="20"/>
         </w:rPr>
-        <w:t>- Attention ! Le prix unitaire d'achat (200 Fcfa) de Niébé/Haricots secs en Sachets (Petit) est relativement élevé par rapport aux autres prix observés dans cette zone. Prière de corriger ou de confirmer avec le QG. Attention ! Le prix unitaire d'achat (2000 Fcfa) de Capitaine frais en Tas (Moyen) est relativement élevé par rapport aux autres prix observés dans cette zone. Prière de corriger ou de confirmer avec le QG. Attention ! Le prix unitaire d'achat (400 Fcfa) de Spaghettis en Sachets industriel (Petit) est relativement élevé par rapport aux autres prix observés dans cette zone. Prière de corriger ou de confirmer avec le QG. Incohérence!! Dans ce ménage, chaque individus consomme par jour 56.16286 Kg  de cereale; Prière de revoir les quantités prises de ces produits.</w:t>
-      </w:r>
-    </w:p>
-    <w:p>
-      <w:r>
-        <w:rPr>
-          <w:b/>
-          <w:color w:val="4672C4"/>
-          <w:sz w:val="22"/>
-        </w:rPr>
-        <w:t>&gt;&gt; Section9b - Depenses non-alimentaires - 7 jours</w:t>
-      </w:r>
-    </w:p>
-    <w:p>
-      <w:pPr>
-        <w:ind w:left="283"/>
-      </w:pPr>
-      <w:r>
-        <w:rPr>
-          <w:sz w:val="20"/>
-        </w:rPr>
-        <w:t>- Il est difficile d'avoir un ménage qui n'a effectué aucune des dépenses mentionnées au cours de 7 derniers jours, prière de revoir la section 9B pour ce ménage.</w:t>
+        <w:t>- Attention ! Le prix unitaire d'achat (200 Fcfa) de Niébé/Haricots secs en Sachets (Petit) est relativement élevé par rapport aux autres prix observés dans cette zone. Prière de corriger ou de confirmer avec le QG. Attention ! Le prix unitaire d'achat (2000 Fcfa) de Capitaine frais en Tas (Moyen) est relativement élevé par rapport aux autres prix observés dans cette zone. Prière de corriger ou de confirmer avec le QG. Incohérence!! Dans ce ménage, chaque individus consomme par jour 99.28285 Kg  de cereale; Prière de revoir les quantités prises de ces produits.</w:t>
       </w:r>
     </w:p>
     <w:p>
@@ -2659,7 +2529,7 @@
         <w:rPr>
           <w:sz w:val="20"/>
         </w:rPr>
-        <w:t>- Incohérence!! Dans ce ménage, chaque individus consomme par jour 113.6543 Kg  de cereale; Prière de revoir les quantités prises de ces produits.</w:t>
+        <w:t>- Attention ! Soupçons de quantité anormale! Le ménage de ROMÉLIE DJIBALÉNE avec une taille de 2 personnes a consommé 5 Cuillère en Petit de Chocolat pâte à tartiner qui est relativement élevé comme consommation par rapport à la condition de vie des autres ménages de même taille dans cette zone. Prière de corriger ou de confirmer avec le QG. Incohérence!! Dans ce ménage, chaque individus consomme par jour 215.4664 Kg  de cereale; Prière de revoir les quantités prises de ces produits.</w:t>
       </w:r>
     </w:p>
     <w:p>
@@ -3068,27 +2938,6 @@
           <w:color w:val="4672C4"/>
           <w:sz w:val="22"/>
         </w:rPr>
-        <w:t>&gt;&gt; Section0 - Identification et renseignements de controle</w:t>
-      </w:r>
-    </w:p>
-    <w:p>
-      <w:pPr>
-        <w:ind w:left="283"/>
-      </w:pPr>
-      <w:r>
-        <w:rPr>
-          <w:sz w:val="20"/>
-        </w:rPr>
-        <w:t>- Le questionnaire semble ne pas être complètement fini mais le questionnaire est en statut complet, prière de compléter le questionnaire.</w:t>
-      </w:r>
-    </w:p>
-    <w:p>
-      <w:r>
-        <w:rPr>
-          <w:b/>
-          <w:color w:val="4672C4"/>
-          <w:sz w:val="22"/>
-        </w:rPr>
         <w:t>&gt;&gt; Section2 - Education</w:t>
       </w:r>
     </w:p>
@@ -3122,27 +2971,6 @@
           <w:sz w:val="20"/>
         </w:rPr>
         <w:t>- Le principal problème de santé que Pape Massa Kante a eu est problème nerf et semble exister dans les modalités, prière de prendre attache avec le QG pour plus d'explication afin de la classer bien.</w:t>
-      </w:r>
-    </w:p>
-    <w:p>
-      <w:r>
-        <w:rPr>
-          <w:b/>
-          <w:color w:val="4672C4"/>
-          <w:sz w:val="22"/>
-        </w:rPr>
-        <w:t>&gt;&gt; Section7b - Consommation alimentaire - 7 jours</w:t>
-      </w:r>
-    </w:p>
-    <w:p>
-      <w:pPr>
-        <w:ind w:left="283"/>
-      </w:pPr>
-      <w:r>
-        <w:rPr>
-          <w:sz w:val="20"/>
-        </w:rPr>
-        <w:t>- Attention ! Le prix unitaire d'achat (500 Fcfa) de Pastèque en Pièce (Moyen) est relativement faible par rapport aux autres prix observés dans cette zone. Prière de corriger ou de confirmer avec le QG.</w:t>
       </w:r>
     </w:p>
     <w:p>
@@ -3269,6 +3097,531 @@
           <w:sz w:val="20"/>
         </w:rPr>
         <w:t>- La section 16 du ménage de Pape Massa Kante n'est pas renseigné, prière de renseigner.</w:t>
+      </w:r>
+    </w:p>
+    <w:p>
+      <w:r>
+        <w:t>________________________________________________________________________________</w:t>
+      </w:r>
+    </w:p>
+    <w:p>
+      <w:pPr>
+        <w:pStyle w:val="Heading2"/>
+      </w:pPr>
+      <w:r>
+        <w:t>Menage 8</w:t>
+      </w:r>
+    </w:p>
+    <w:tbl>
+      <w:tblPr>
+        <w:tblStyle w:val="TableGrid"/>
+        <w:tblW w:type="auto" w:w="0"/>
+        <w:tblLook w:firstColumn="1" w:firstRow="1" w:lastColumn="0" w:lastRow="0" w:noHBand="0" w:noVBand="1" w:val="04A0"/>
+      </w:tblPr>
+      <w:tblGrid>
+        <w:gridCol w:w="1662"/>
+        <w:gridCol w:w="1662"/>
+        <w:gridCol w:w="1662"/>
+        <w:gridCol w:w="1662"/>
+        <w:gridCol w:w="1662"/>
+        <w:gridCol w:w="1662"/>
+      </w:tblGrid>
+      <w:tr>
+        <w:tc>
+          <w:tcPr>
+            <w:tcW w:type="dxa" w:w="1662"/>
+            <w:shd w:fill="5B9BD5"/>
+          </w:tcPr>
+          <w:p>
+            <w:r>
+              <w:rPr>
+                <w:b/>
+                <w:color w:val="FFFFFF"/>
+                <w:sz w:val="16"/>
+              </w:rPr>
+              <w:t>Interview Key</w:t>
+            </w:r>
+          </w:p>
+        </w:tc>
+        <w:tc>
+          <w:tcPr>
+            <w:tcW w:type="dxa" w:w="1662"/>
+            <w:shd w:fill="5B9BD5"/>
+          </w:tcPr>
+          <w:p>
+            <w:r>
+              <w:rPr>
+                <w:b/>
+                <w:color w:val="FFFFFF"/>
+                <w:sz w:val="16"/>
+              </w:rPr>
+              <w:t>Interview ID</w:t>
+            </w:r>
+          </w:p>
+        </w:tc>
+        <w:tc>
+          <w:tcPr>
+            <w:tcW w:type="dxa" w:w="1662"/>
+            <w:shd w:fill="5B9BD5"/>
+          </w:tcPr>
+          <w:p>
+            <w:r>
+              <w:rPr>
+                <w:b/>
+                <w:color w:val="FFFFFF"/>
+                <w:sz w:val="16"/>
+              </w:rPr>
+              <w:t>ID Agent</w:t>
+            </w:r>
+          </w:p>
+        </w:tc>
+        <w:tc>
+          <w:tcPr>
+            <w:tcW w:type="dxa" w:w="1662"/>
+            <w:shd w:fill="5B9BD5"/>
+          </w:tcPr>
+          <w:p>
+            <w:r>
+              <w:rPr>
+                <w:b/>
+                <w:color w:val="FFFFFF"/>
+                <w:sz w:val="16"/>
+              </w:rPr>
+              <w:t>ID Equipe</w:t>
+            </w:r>
+          </w:p>
+        </w:tc>
+        <w:tc>
+          <w:tcPr>
+            <w:tcW w:type="dxa" w:w="1662"/>
+            <w:shd w:fill="5B9BD5"/>
+          </w:tcPr>
+          <w:p>
+            <w:r>
+              <w:rPr>
+                <w:b/>
+                <w:color w:val="FFFFFF"/>
+                <w:sz w:val="16"/>
+              </w:rPr>
+              <w:t>Agent</w:t>
+            </w:r>
+          </w:p>
+        </w:tc>
+        <w:tc>
+          <w:tcPr>
+            <w:tcW w:type="dxa" w:w="1662"/>
+            <w:shd w:fill="5B9BD5"/>
+          </w:tcPr>
+          <w:p>
+            <w:r>
+              <w:rPr>
+                <w:b/>
+                <w:color w:val="FFFFFF"/>
+                <w:sz w:val="16"/>
+              </w:rPr>
+              <w:t>Chef d'equipe</w:t>
+            </w:r>
+          </w:p>
+        </w:tc>
+      </w:tr>
+      <w:tr>
+        <w:tc>
+          <w:tcPr>
+            <w:tcW w:type="dxa" w:w="1662"/>
+          </w:tcPr>
+          <w:p>
+            <w:r>
+              <w:rPr>
+                <w:sz w:val="14"/>
+              </w:rPr>
+              <w:t>89-52-13-66</w:t>
+            </w:r>
+          </w:p>
+        </w:tc>
+        <w:tc>
+          <w:tcPr>
+            <w:tcW w:type="dxa" w:w="1662"/>
+          </w:tcPr>
+          <w:p>
+            <w:r>
+              <w:rPr>
+                <w:sz w:val="14"/>
+              </w:rPr>
+              <w:t>80282a95bdf144429941878cdddea9bb</w:t>
+            </w:r>
+          </w:p>
+        </w:tc>
+        <w:tc>
+          <w:tcPr>
+            <w:tcW w:type="dxa" w:w="1662"/>
+          </w:tcPr>
+          <w:p>
+            <w:r>
+              <w:rPr>
+                <w:sz w:val="14"/>
+              </w:rPr>
+              <w:t>EQ2_enq2</w:t>
+            </w:r>
+          </w:p>
+        </w:tc>
+        <w:tc>
+          <w:tcPr>
+            <w:tcW w:type="dxa" w:w="1662"/>
+          </w:tcPr>
+          <w:p>
+            <w:r>
+              <w:rPr>
+                <w:sz w:val="14"/>
+              </w:rPr>
+              <w:t>Equipe2</w:t>
+            </w:r>
+          </w:p>
+        </w:tc>
+        <w:tc>
+          <w:tcPr>
+            <w:tcW w:type="dxa" w:w="1662"/>
+          </w:tcPr>
+          <w:p>
+            <w:r>
+              <w:rPr>
+                <w:sz w:val="14"/>
+              </w:rPr>
+              <w:t>Dibor NGOM</w:t>
+            </w:r>
+          </w:p>
+        </w:tc>
+        <w:tc>
+          <w:tcPr>
+            <w:tcW w:type="dxa" w:w="1662"/>
+          </w:tcPr>
+          <w:p>
+            <w:r>
+              <w:rPr>
+                <w:sz w:val="14"/>
+              </w:rPr>
+              <w:t>Fatou Marie MBODJI</w:t>
+            </w:r>
+          </w:p>
+        </w:tc>
+      </w:tr>
+    </w:tbl>
+    <w:p/>
+    <w:tbl>
+      <w:tblPr>
+        <w:tblStyle w:val="TableGrid"/>
+        <w:tblW w:type="auto" w:w="0"/>
+        <w:tblLook w:firstColumn="1" w:firstRow="1" w:lastColumn="0" w:lastRow="0" w:noHBand="0" w:noVBand="1" w:val="04A0"/>
+      </w:tblPr>
+      <w:tblGrid>
+        <w:gridCol w:w="3324"/>
+        <w:gridCol w:w="3324"/>
+        <w:gridCol w:w="3324"/>
+      </w:tblGrid>
+      <w:tr>
+        <w:tc>
+          <w:tcPr>
+            <w:tcW w:type="dxa" w:w="3324"/>
+            <w:shd w:fill="70AD47"/>
+          </w:tcPr>
+          <w:p>
+            <w:r>
+              <w:rPr>
+                <w:b/>
+                <w:color w:val="FFFFFF"/>
+                <w:sz w:val="18"/>
+              </w:rPr>
+              <w:t>Chef de Menage</w:t>
+            </w:r>
+          </w:p>
+        </w:tc>
+        <w:tc>
+          <w:tcPr>
+            <w:tcW w:type="dxa" w:w="3324"/>
+            <w:shd w:fill="70AD47"/>
+          </w:tcPr>
+          <w:p>
+            <w:r>
+              <w:rPr>
+                <w:b/>
+                <w:color w:val="FFFFFF"/>
+                <w:sz w:val="18"/>
+              </w:rPr>
+              <w:t>Quartier/Village (s00q05)</w:t>
+            </w:r>
+          </w:p>
+        </w:tc>
+        <w:tc>
+          <w:tcPr>
+            <w:tcW w:type="dxa" w:w="3324"/>
+            <w:shd w:fill="70AD47"/>
+          </w:tcPr>
+          <w:p>
+            <w:r>
+              <w:rPr>
+                <w:b/>
+                <w:color w:val="FFFFFF"/>
+                <w:sz w:val="18"/>
+              </w:rPr>
+              <w:t>Localisation GPS</w:t>
+            </w:r>
+          </w:p>
+        </w:tc>
+      </w:tr>
+      <w:tr>
+        <w:tc>
+          <w:tcPr>
+            <w:tcW w:type="dxa" w:w="3324"/>
+          </w:tcPr>
+          <w:p>
+            <w:r>
+              <w:rPr>
+                <w:sz w:val="18"/>
+              </w:rPr>
+              <w:t>BAMBA CISSE</w:t>
+            </w:r>
+          </w:p>
+        </w:tc>
+        <w:tc>
+          <w:tcPr>
+            <w:tcW w:type="dxa" w:w="3324"/>
+          </w:tcPr>
+          <w:p>
+            <w:r>
+              <w:rPr>
+                <w:sz w:val="18"/>
+              </w:rPr>
+              <w:t>N/A</w:t>
+            </w:r>
+          </w:p>
+        </w:tc>
+        <w:tc>
+          <w:tcPr>
+            <w:tcW w:type="dxa" w:w="3324"/>
+          </w:tcPr>
+          <w:p>
+            <w:r/>
+            <w:hyperlink r:id="rId14">
+              <w:r>
+                <w:rPr>
+                  <w:color w:val="0563C1"/>
+                  <w:u w:val="single"/>
+                </w:rPr>
+                <w:t>1er �tage</w:t>
+              </w:r>
+            </w:hyperlink>
+          </w:p>
+        </w:tc>
+      </w:tr>
+    </w:tbl>
+    <w:p/>
+    <w:p>
+      <w:r>
+        <w:rPr>
+          <w:b/>
+          <w:color w:val="4672C4"/>
+          <w:sz w:val="22"/>
+        </w:rPr>
+        <w:t>&gt;&gt; Section0 - Identification et renseignements de controle</w:t>
+      </w:r>
+    </w:p>
+    <w:p>
+      <w:pPr>
+        <w:ind w:left="283"/>
+      </w:pPr>
+      <w:r>
+        <w:rPr>
+          <w:sz w:val="20"/>
+        </w:rPr>
+        <w:t>- Le questionnaire semble ne pas être complètement fini mais le questionnaire est en statut complet, prière de compléter le questionnaire.</w:t>
+      </w:r>
+    </w:p>
+    <w:p>
+      <w:r>
+        <w:rPr>
+          <w:b/>
+          <w:color w:val="4672C4"/>
+          <w:sz w:val="22"/>
+        </w:rPr>
+        <w:t>&gt;&gt; Section1 - Caracteristiques des membres</w:t>
+      </w:r>
+    </w:p>
+    <w:p>
+      <w:pPr>
+        <w:ind w:left="283"/>
+      </w:pPr>
+      <w:r>
+        <w:rPr>
+          <w:sz w:val="20"/>
+        </w:rPr>
+        <w:t>- Le chef de ménage ou le/la Conjoint ( e ) ( sakho cisse ) est visiteur, veuillez  corriger cette incoherence (question 1.12 et 1.13) merci.</w:t>
+      </w:r>
+    </w:p>
+    <w:p>
+      <w:r>
+        <w:rPr>
+          <w:b/>
+          <w:color w:val="4672C4"/>
+          <w:sz w:val="22"/>
+        </w:rPr>
+        <w:t>&gt;&gt; Section2 - Education</w:t>
+      </w:r>
+    </w:p>
+    <w:p>
+      <w:pPr>
+        <w:ind w:left="283"/>
+      </w:pPr>
+      <w:r>
+        <w:rPr>
+          <w:sz w:val="20"/>
+        </w:rPr>
+        <w:t>- Peu probable! Arona Lo  n'arrive pas  à comprendre un petit texte lu dans une langue locale (s02q03). Veuillez corriger ou donner des explications au QG.</w:t>
+      </w:r>
+    </w:p>
+    <w:p>
+      <w:r>
+        <w:rPr>
+          <w:b/>
+          <w:color w:val="4672C4"/>
+          <w:sz w:val="22"/>
+        </w:rPr>
+        <w:t>&gt;&gt; Section7a2 - Repas pris a l'exterieur du menage</w:t>
+      </w:r>
+    </w:p>
+    <w:p>
+      <w:pPr>
+        <w:ind w:left="283"/>
+      </w:pPr>
+      <w:r>
+        <w:rPr>
+          <w:sz w:val="20"/>
+        </w:rPr>
+        <w:t>- Le montant total declaré de Arona Lo concernant les repas pris à l'extérieur du ménage au cours des 7 jours semble élevé. Prière de vérifier et de corriger ou de confirmer ces informations avec le QG.</w:t>
+      </w:r>
+    </w:p>
+    <w:p>
+      <w:r>
+        <w:rPr>
+          <w:b/>
+          <w:color w:val="4672C4"/>
+          <w:sz w:val="22"/>
+        </w:rPr>
+        <w:t>&gt;&gt; Section7b - Consommation alimentaire - 7 jours</w:t>
+      </w:r>
+    </w:p>
+    <w:p>
+      <w:pPr>
+        <w:ind w:left="283"/>
+      </w:pPr>
+      <w:r>
+        <w:rPr>
+          <w:sz w:val="20"/>
+        </w:rPr>
+        <w:t>- Attention ! Le prix unitaire d'achat (50 Fcfa) de Autres tisanes et infusions n.d.a. (quinqueliba, citronnelle, etc.) en Sachets (Petit) est relativement faible par rapport aux autres prix observés dans cette zone. Prière de corriger ou de confirmer avec le QG. Avertissement!!! Le ménage a consommé 7 Paquet Petit de Thé en sachet, cette quantité semble anormale pour une consommation des 7 derniers jours.Prière de corriger ou de confirmer avec le QG. Avertissement!! le prix unitaire (150 Fcfa) de Thé en sachet (unité: Paquet) de taille Petit est très faible ou élevé. Prière de corriger ou de confirmer avec le QG.</w:t>
+      </w:r>
+    </w:p>
+    <w:p>
+      <w:r>
+        <w:rPr>
+          <w:b/>
+          <w:color w:val="4672C4"/>
+          <w:sz w:val="22"/>
+        </w:rPr>
+        <w:t>&gt;&gt; Section9c - Depenses non-alimentaires - 30 jours</w:t>
+      </w:r>
+    </w:p>
+    <w:p>
+      <w:pPr>
+        <w:ind w:left="283"/>
+      </w:pPr>
+      <w:r>
+        <w:rPr>
+          <w:sz w:val="20"/>
+        </w:rPr>
+        <w:t>- La dernière fois que vous avez acheté Frais de blanchiment des vêtements, linge, etc. (Pressing) est chez la laveuse et semble exister dans les modalités, prière de prendre attache avec le QG pour plus d'explication afin de la classer bien.</w:t>
+      </w:r>
+    </w:p>
+    <w:p>
+      <w:r>
+        <w:rPr>
+          <w:b/>
+          <w:color w:val="4672C4"/>
+          <w:sz w:val="22"/>
+        </w:rPr>
+        <w:t>&gt;&gt; Section11 - Caracteristiques logement</w:t>
+      </w:r>
+    </w:p>
+    <w:p>
+      <w:pPr>
+        <w:ind w:left="283"/>
+      </w:pPr>
+      <w:r>
+        <w:rPr>
+          <w:sz w:val="20"/>
+        </w:rPr>
+        <w:t>- Avertissement!! le montant supporté par le ménage pour cette source d’énergie au cours des 30 derniers jours ne devrait pas être égal à 0, prière de corriger ou confirmer avec le QG. Avertissement!! le montant supporté par le ménage pour cette source d’énergie au cours des 30 derniers jours ne devrait pas être égal à 0, prière de corriger ou confirmer avec le QG. Avertissement!! Le temps cela prend au ménage (en minutes) pour s’approvisionner (acheter/ramasser) cette source d’énergie semble élevé ou égal à 0, prière de corriger ou confirmer avec le QG. La principale source d'énergie ( Non concerné) pour la cusine semble incoherent, prière de corriger ou confirmer.</w:t>
+      </w:r>
+    </w:p>
+    <w:p>
+      <w:r>
+        <w:rPr>
+          <w:b/>
+          <w:color w:val="4672C4"/>
+          <w:sz w:val="22"/>
+        </w:rPr>
+        <w:t>&gt;&gt; Section14 - Chocs</w:t>
+      </w:r>
+    </w:p>
+    <w:p>
+      <w:pPr>
+        <w:ind w:left="283"/>
+      </w:pPr>
+      <w:r>
+        <w:rPr>
+          <w:sz w:val="20"/>
+        </w:rPr>
+        <w:t>- Avertissement!! Le ménage n'a été négativement affecté par aucun des problèmes donnés dans la section 14. Confirmez vous cette information avec le QG?</w:t>
+      </w:r>
+    </w:p>
+    <w:p>
+      <w:r>
+        <w:rPr>
+          <w:b/>
+          <w:color w:val="4672C4"/>
+          <w:sz w:val="22"/>
+        </w:rPr>
+        <w:t>&gt;&gt; Section15 - Filets sociaux</w:t>
+      </w:r>
+    </w:p>
+    <w:p>
+      <w:pPr>
+        <w:ind w:left="283"/>
+      </w:pPr>
+      <w:r>
+        <w:rPr>
+          <w:sz w:val="20"/>
+        </w:rPr>
+        <w:t>- Avertissement!! Aucun membre dans ce ménage n'a entendu parler d'aucun programme de la section 15, prière de confirmer ce cas avec le QG.</w:t>
+      </w:r>
+    </w:p>
+    <w:p>
+      <w:r>
+        <w:rPr>
+          <w:b/>
+          <w:color w:val="4672C4"/>
+          <w:sz w:val="22"/>
+        </w:rPr>
+        <w:t>&gt;&gt; Section16a - Champs et parcelles</w:t>
+      </w:r>
+    </w:p>
+    <w:p>
+      <w:pPr>
+        <w:ind w:left="283"/>
+      </w:pPr>
+      <w:r>
+        <w:rPr>
+          <w:sz w:val="20"/>
+        </w:rPr>
+        <w:t>- La section 16 du ménage de Arona Lo n'est pas renseigné, prière de renseigner.</w:t>
       </w:r>
     </w:p>
     <w:p>
@@ -3572,7 +3925,7 @@
           </w:tcPr>
           <w:p>
             <w:r/>
-            <w:hyperlink r:id="rId14">
+            <w:hyperlink r:id="rId15">
               <w:r>
                 <w:rPr>
                   <w:color w:val="0563C1"/>
@@ -4076,7 +4429,7 @@
           </w:tcPr>
           <w:p>
             <w:r/>
-            <w:hyperlink r:id="rId15">
+            <w:hyperlink r:id="rId16">
               <w:r>
                 <w:rPr>
                   <w:color w:val="0563C1"/>
@@ -4225,7 +4578,7 @@
         <w:rPr>
           <w:sz w:val="20"/>
         </w:rPr>
-        <w:t>- Attention ! Le prix unitaire d'achat (200 Fcfa) de Mayonnaise en Sachets (Petit) est relativement élevé par rapport aux autres prix observés dans cette zone. Prière de corriger ou de confirmer avec le QG. Attention ! Le prix unitaire d'achat (3500 Fcfa) de Concentré de tomate en Boite de tomate/Pot (Grand) est relativement élevé par rapport aux autres prix observés dans cette zone. Prière de corriger ou de confirmer avec le QG. Attention ! Le prix unitaire d'achat (500 Fcfa) de Sel en Sachets (Moyen) est relativement élevé par rapport aux autres prix observés dans cette zone. Prière de corriger ou de confirmer avec le QG. Attention ! Soupçons de quantité anormale! Le ménage de FATOU DIOKHANE avec une taille de 8 personnes a consommé 4 Bouteille 10l en taille unique de Eau minérale/filtrée en bouteille importée qui est relativement élevé comme consommation par rapport à la condition de vie des autres ménages de même taille dans cette zone. Prière de corriger ou de confirmer avec le QG. Avertissement!!! Le ménage a consommé 0.12 Kg taille unique de Niébé/Haricots secs, cette quantité semble anormale pour une consommation des 7 derniers jours. prière de corriger ou de confirmer avec le QG. Avertissement!!! Le ménage a consommé 9 Morceau (Portion) Petit de Escargots, cette quantité semble anormale pour une consommation des 7 derniers jours.Prière de corriger ou de confirmer avec le QG. Incohérence!! Dans ce ménage, chaque individus consomme par jour 34.94196 Kg  de cereale; Prière de revoir les quantités prises de ces produits.</w:t>
+        <w:t>- Attention ! Le prix unitaire d'achat (200 Fcfa) de Mayonnaise en Sachets (Petit) est relativement élevé par rapport aux autres prix observés dans cette zone. Prière de corriger ou de confirmer avec le QG. Attention ! Le prix unitaire d'achat (500 Fcfa) de Sel en Sachets (Moyen) est relativement élevé par rapport aux autres prix observés dans cette zone. Prière de corriger ou de confirmer avec le QG. Attention ! Soupçons de quantité anormale! Le ménage de FATOU DIOKHANE avec une taille de 8 personnes a consommé 4 Bouteille 10l en taille unique de Eau minérale/filtrée en bouteille importée qui est relativement élevé comme consommation par rapport à la condition de vie des autres ménages de même taille dans cette zone. Prière de corriger ou de confirmer avec le QG. Avertissement!!! Le ménage a consommé 0.12 Kg taille unique de Niébé/Haricots secs, cette quantité semble anormale pour une consommation des 7 derniers jours. prière de corriger ou de confirmer avec le QG. Avertissement!!! Le ménage a consommé 9 Morceau (Portion) Petit de Escargots, cette quantité semble anormale pour une consommation des 7 derniers jours.Prière de corriger ou de confirmer avec le QG. Incohérence!! Dans ce ménage, chaque individus consomme par jour 56.40625 Kg  de cereale; Prière de revoir les quantités prises de ces produits.</w:t>
       </w:r>
     </w:p>
     <w:p>
@@ -4690,7 +5043,7 @@
           </w:tcPr>
           <w:p>
             <w:r/>
-            <w:hyperlink r:id="rId16">
+            <w:hyperlink r:id="rId17">
               <w:r>
                 <w:rPr>
                   <w:color w:val="0563C1"/>
@@ -5240,7 +5593,7 @@
           </w:tcPr>
           <w:p>
             <w:r/>
-            <w:hyperlink r:id="rId17">
+            <w:hyperlink r:id="rId18">
               <w:r>
                 <w:rPr>
                   <w:color w:val="0563C1"/>
@@ -5356,7 +5709,7 @@
         <w:rPr>
           <w:sz w:val="20"/>
         </w:rPr>
-        <w:t>- Attention ! Le prix unitaire d'achat (50 Fcfa) de Autres tisanes et infusions n.d.a. (quinqueliba, citronnelle, etc.) en Sachets (Petit) est relativement faible par rapport aux autres prix observés dans cette zone. Prière de corriger ou de confirmer avec le QG. Avertissement!!! Le ménage a consommé 7 Paquet Petit de Thé en sachet, cette quantité semble anormale pour une consommation des 7 derniers jours.Prière de corriger ou de confirmer avec le QG. Avertissement!! le prix unitaire (150 Fcfa) de Thé en sachet (unité: Paquet) de taille Petit est très faible ou élevé. Prière de corriger ou de confirmer avec le QG.</w:t>
+        <w:t>- Attention ! Le prix unitaire d'achat (250 Fcfa) de Pommes en Pièce (Petit) est relativement élevé par rapport aux autres prix observés dans cette zone. Prière de corriger ou de confirmer avec le QG. Attention ! Le prix unitaire d'achat (50 Fcfa) de Autres tisanes et infusions n.d.a. (quinqueliba, citronnelle, etc.) en Sachets (Petit) est relativement faible par rapport aux autres prix observés dans cette zone. Prière de corriger ou de confirmer avec le QG. Avertissement!!! Le ménage a consommé 7 Paquet Petit de Thé en sachet, cette quantité semble anormale pour une consommation des 7 derniers jours.Prière de corriger ou de confirmer avec le QG. Avertissement!! le prix unitaire (150 Fcfa) de Thé en sachet (unité: Paquet) de taille Petit est très faible ou élevé. Prière de corriger ou de confirmer avec le QG.</w:t>
       </w:r>
     </w:p>
     <w:p>
@@ -5744,7 +6097,7 @@
           </w:tcPr>
           <w:p>
             <w:r/>
-            <w:hyperlink r:id="rId18">
+            <w:hyperlink r:id="rId19">
               <w:r>
                 <w:rPr>
                   <w:color w:val="0563C1"/>
@@ -5889,7 +6242,7 @@
         <w:rPr>
           <w:sz w:val="20"/>
         </w:rPr>
-        <w:t>- Attention ! Le prix unitaire d'achat (125 Fcfa) de Café en poudre soluble en Sachets industriel (Petit) est relativement élevé par rapport aux autres prix observés dans cette zone. Prière de corriger ou de confirmer avec le QG. Attention ! Le prix unitaire d'achat (150 Fcfa) de Aubergine   en Pièce (Moyen) est relativement élevé par rapport aux autres prix observés dans cette zone. Prière de corriger ou de confirmer avec le QG. Attention ! Le prix unitaire d'achat (700 Fcfa) de Sucre en poudre  en Kg (taille unique) est relativement élevé par rapport aux autres prix observés dans cette zone. Prière de corriger ou de confirmer avec le QG. Attention ! Soupçons de quantité anormale! Le ménage de Djadji Gaye avec une taille de 6 personnes a consommé 14 Pièce en Moyen de Poivron frais qui est relativement élevé comme consommation par rapport à la condition de vie des autres ménages de même taille dans cette zone. Prière de corriger ou de confirmer avec le QG. Attention ! Soupçons de quantité anormale! Le ménage de Djadji Gaye avec une taille de 6 personnes a consommé 5 Pièce en Moyen de Concombre qui est relativement élevé comme consommation par rapport à la condition de vie des autres ménages de même taille dans cette zone. Prière de corriger ou de confirmer avec le QG. Attention ! Soupçons de quantité anormale! Le ménage de Djadji Gaye avec une taille de 6 personnes a consommé 5 Sachets en Petit de Moutarde qui est relativement élevé comme consommation par rapport à la condition de vie des autres ménages de même taille dans cette zone. Prière de corriger ou de confirmer avec le QG. Avertissement!!! Le ménage a consommé 28 Paquet Petit de Caramel, bonbons, confiseries, etc., cette quantité semble anormale pour une consommation des 7 derniers jours.Prière de corriger ou de confirmer avec le QG. Incohérence!! Dans ce ménage, chaque individus consomme par jour 10.8631 Kg  de cereale; Prière de revoir les quantités prises de ces produits.</w:t>
+        <w:t>- Attention ! Le prix unitaire d'achat (125 Fcfa) de Café en poudre soluble en Sachets industriel (Petit) est relativement élevé par rapport aux autres prix observés dans cette zone. Prière de corriger ou de confirmer avec le QG. Attention ! Le prix unitaire d'achat (150 Fcfa) de Aubergine   en Pièce (Moyen) est relativement élevé par rapport aux autres prix observés dans cette zone. Prière de corriger ou de confirmer avec le QG. Attention ! Le prix unitaire d'achat (2000 Fcfa) de Mandarine/Clémentine en Tas (Moyen) est relativement élevé par rapport aux autres prix observés dans cette zone. Prière de corriger ou de confirmer avec le QG. Attention ! Le prix unitaire d'achat (300 Fcfa) de Concombre en Pièce (Moyen) est relativement élevé par rapport aux autres prix observés dans cette zone. Prière de corriger ou de confirmer avec le QG. Attention ! Soupçons de quantité anormale! Le ménage de Djadji Gaye avec une taille de 6 personnes a consommé 5 Pièce en Moyen de Concombre qui est relativement élevé comme consommation par rapport à la condition de vie des autres ménages de même taille dans cette zone. Prière de corriger ou de confirmer avec le QG. Attention ! Le prix unitaire d'achat (300 Fcfa) de Tomate fraîche en Pièce (Moyen) est relativement élevé par rapport aux autres prix observés dans cette zone. Prière de corriger ou de confirmer avec le QG. Attention ! Le prix unitaire d'achat (700 Fcfa) de Sucre en poudre  en Kg (taille unique) est relativement élevé par rapport aux autres prix observés dans cette zone. Prière de corriger ou de confirmer avec le QG. Attention ! Soupçons de quantité anormale! Le ménage de Djadji Gaye avec une taille de 6 personnes a consommé 5 Sachets en Petit de Moutarde qui est relativement élevé comme consommation par rapport à la condition de vie des autres ménages de même taille dans cette zone. Prière de corriger ou de confirmer avec le QG. Avertissement!!! Le ménage a consommé 28 Paquet Petit de Caramel, bonbons, confiseries, etc., cette quantité semble anormale pour une consommation des 7 derniers jours.Prière de corriger ou de confirmer avec le QG. Incohérence!! Dans ce ménage, chaque individus consomme par jour 18.16429 Kg  de cereale; Prière de revoir les quantités prises de ces produits.</w:t>
       </w:r>
     </w:p>
     <w:p>
@@ -5910,30 +6263,9 @@
         <w:rPr>
           <w:sz w:val="20"/>
         </w:rPr>
-        <w:t xml:space="preserve">- La dernière fois que vous avez acheté Frais de blanchiment des vêtements, linge, etc. (Pressing) est laveur et semble exister dans les modalités, prière de prendre attache avec le QG pour plus d'explication afin de la classer bien. </w:t>
+        <w:t xml:space="preserve">- La dernière fois que vous avez acheté Frais de blanchiment des vêtements, linge, etc. (Pressing) est lingeuse et semble exister dans les modalités, prière de prendre attache avec le QG pour plus d'explication afin de la classer bien. </w:t>
         <w:br/>
         <w:t>-  La dernière fois que vous avez acheté Tickect/service de péage urbain est service de péage et semble exister dans les modalités, prière de prendre attache avec le QG pour plus d'explication afin de la classer bien.</w:t>
-      </w:r>
-    </w:p>
-    <w:p>
-      <w:r>
-        <w:rPr>
-          <w:b/>
-          <w:color w:val="4672C4"/>
-          <w:sz w:val="22"/>
-        </w:rPr>
-        <w:t>&gt;&gt; Section11 - Caracteristiques logement</w:t>
-      </w:r>
-    </w:p>
-    <w:p>
-      <w:pPr>
-        <w:ind w:left="283"/>
-      </w:pPr>
-      <w:r>
-        <w:rPr>
-          <w:sz w:val="20"/>
-        </w:rPr>
-        <w:t>- La principale source d'approvisionnement en eau du ménage est eau filtrée et semble exister dans les modalités, prière de prendre attache avec le QG pour plus d'explication afin de la classer bien.</w:t>
       </w:r>
     </w:p>
     <w:p>
@@ -6300,7 +6632,7 @@
           </w:tcPr>
           <w:p>
             <w:r/>
-            <w:hyperlink r:id="rId19">
+            <w:hyperlink r:id="rId20">
               <w:r>
                 <w:rPr>
                   <w:color w:val="0563C1"/>
@@ -6416,7 +6748,7 @@
         <w:rPr>
           <w:sz w:val="20"/>
         </w:rPr>
-        <w:t>- Attention ! Le prix unitaire d'achat (700 Fcfa) de Sucre en poudre  en Kg (taille unique) est relativement élevé par rapport aux autres prix observés dans cette zone. Prière de corriger ou de confirmer avec le QG.</w:t>
+        <w:t>- Attention ! Le prix unitaire d'achat (700 Fcfa) de Sucre en poudre  en Kg (taille unique) est relativement élevé par rapport aux autres prix observés dans cette zone. Prière de corriger ou de confirmer avec le QG. Attention ! Soupçons de quantité anormale! Le ménage de ANNE MARIE SOPHIE MAME YANDE DIOUF avec une taille de 1 personnes a consommé 14 Sachets industriel en Tres petit de Café en poudre soluble qui est relativement élevé comme consommation par rapport à la condition de vie des autres ménages de même taille dans cette zone. Prière de corriger ou de confirmer avec le QG.</w:t>
       </w:r>
     </w:p>
     <w:p>
